--- a/docs/thesis/HepatoTwin_Meeting9_Report.docx
+++ b/docs/thesis/HepatoTwin_Meeting9_Report.docx
@@ -72,7 +72,7 @@
           <w:b w:val="0"/>
           <w:i w:val="0"/>
         </w:rPr>
-        <w:t xml:space="preserve"> Each patient's 24-hour dietary recall raises or lowers their nutritional priorities. Across 300 held-out test patients the number of distinct priority profiles rose from 11 to 37, and distinct top-10 recipe lists from 16 to 28.</w:t>
+        <w:t xml:space="preserve"> Each patient's 24-hour dietary recall raises or lowers their nutritional priorities. Across 300 held-out test patients the number of distinct priority profiles rose from 11 to 35, and distinct top-10 recipe lists from 16 to 29.</w:t>
       </w:r>
     </w:p>
     <w:p>
@@ -98,7 +98,7 @@
           <w:b w:val="0"/>
           <w:i w:val="0"/>
         </w:rPr>
-        <w:t xml:space="preserve"> Once a recipe met every health reference, the patient's priority levels no longer affected its rank. With the fix, priorities count inside the health gate; the headline fell from 0.899 to 0.802, and adding acceptability (weight 0.1, now default) brings it to 0.831.</w:t>
+        <w:t xml:space="preserve"> Once a recipe met every health reference, the patient's priority levels no longer affected its rank. With the fix, priorities count inside the health gate; the headline fell from 0.899 to 0.795, and adding acceptability (weight 0.1, now default) brings it to 0.830.</w:t>
       </w:r>
     </w:p>
     <w:p>
@@ -1084,7 +1084,7 @@
           <w:i/>
           <w:sz w:val="18"/>
         </w:rPr>
-        <w:t>All code is in the project repository; 83 automated tests pass.</w:t>
+        <w:t>All code is in the project repository; 84 automated tests pass.</w:t>
       </w:r>
     </w:p>
     <w:p>
@@ -1108,7 +1108,23 @@
           <w:b w:val="0"/>
           <w:i w:val="0"/>
         </w:rPr>
-        <w:t xml:space="preserve"> Day-1 nutrient totals (DR1TOT) were taken for both FibroScan cycles, and the USDA Food Patterns Equivalents Database (FPED) day-1 totals for 2017–March 2020, which add added sugars and the food groups needed for the Healthy Eating Index-2020 (HEI-2020). USDA has not released FPED for 2021–2023, so added sugars and HEI-2020 are missing for that cycle. Of 15,300 cohort participants, 9,391 have a recall that is complete, reported as a usual day, and of plausible energy (500–3,500 kcal for women, 800–4,000 for men); only these are used.</w:t>
+        <w:t xml:space="preserve"> Day-1 nutrient totals (DR1TOT) were taken for both FibroScan cycles. Added sugars and the food groups needed for the Healthy Eating Index-2020 (HEI-2020) come from the USDA Food Patterns Equivalents Database (FPED). For 2017–March 2020 these are USDA's participant-level totals. USDA has not released FPED for 2021–2023, so the totals were derived with USDA's own method: each food in the day-1 individual-foods file contributes its per-100 g FPED values from the 2017–March 2020 food-level database, multiplied by grams eaten. Food codes with a match cover 99.6% of 2021–2023 food energy; a participant's values are used only when matched foods supply at least 95% of their energy (4,789 participants; 102 excluded). Of 15,300 cohort participants, 9,391 have a recall that is complete, reported as a usual day, and of plausible energy (500–3,500 kcal for women, 800–4,000 for men); only these are used.</w:t>
+      </w:r>
+    </w:p>
+    <w:p>
+      <w:r>
+        <w:rPr>
+          <w:b/>
+          <w:i w:val="0"/>
+        </w:rPr>
+        <w:t>Validation of the derived FPED.</w:t>
+      </w:r>
+      <w:r>
+        <w:rPr>
+          <w:b w:val="0"/>
+          <w:i w:val="0"/>
+        </w:rPr>
+        <w:t xml:space="preserve"> Applying the same derivation to the 2017–2020 individual foods and comparing it with USDA's official totals (5,608 cohort participants with a reliable recall) gave Pearson r = 1.000 for added sugars (median absolute difference 0.004 percentage points of energy) and r = 1.000 for HEI-2020, with 100% of scores within one point; the decision “added sugars above 10% of energy” agreed for 100% of participants. This confirms the calculation reproduces USDA's; it cannot show that 2017–2020 food values still apply to foods eaten in 2021–2023 (Section 8).</w:t>
       </w:r>
     </w:p>
     <w:p>
@@ -1398,7 +1414,7 @@
                 <w:i w:val="0"/>
                 <w:sz w:val="18"/>
               </w:rPr>
-              <w:t>not available</w:t>
+              <w:t>8.9*</w:t>
             </w:r>
           </w:p>
         </w:tc>
@@ -1641,7 +1657,7 @@
                 <w:i w:val="0"/>
                 <w:sz w:val="18"/>
               </w:rPr>
-              <w:t>not available</w:t>
+              <w:t>52.0*</w:t>
             </w:r>
           </w:p>
         </w:tc>
@@ -1658,7 +1674,7 @@
           <w:i/>
           <w:sz w:val="18"/>
         </w:rPr>
-        <w:t>65% of reliable recalls exceed the saturated-fat reference, 52% the added-sugar reference, and 89% fall short of the fibre reference. HEI-2020 follows the NCI simple scoring algorithm.</w:t>
+        <w:t>65% of reliable recalls exceed the saturated-fat reference, 49% the added-sugar reference, and 89% fall short of the fibre reference. HEI-2020 follows the NCI simple scoring algorithm. *Derived FPED (see text).</w:t>
       </w:r>
     </w:p>
     <w:p>
@@ -1909,7 +1925,7 @@
                 <w:i w:val="0"/>
                 <w:sz w:val="18"/>
               </w:rPr>
-              <w:t>37</w:t>
+              <w:t>35</w:t>
             </w:r>
           </w:p>
         </w:tc>
@@ -1971,7 +1987,7 @@
                 <w:i w:val="0"/>
                 <w:sz w:val="18"/>
               </w:rPr>
-              <w:t>28</w:t>
+              <w:t>29</w:t>
             </w:r>
           </w:p>
         </w:tc>
@@ -2033,7 +2049,7 @@
                 <w:i w:val="0"/>
                 <w:sz w:val="18"/>
               </w:rPr>
-              <w:t>0.93</w:t>
+              <w:t>0.92</w:t>
             </w:r>
           </w:p>
         </w:tc>
@@ -2095,7 +2111,7 @@
                 <w:i w:val="0"/>
                 <w:sz w:val="18"/>
               </w:rPr>
-              <w:t>0.831</w:t>
+              <w:t>0.830</w:t>
             </w:r>
           </w:p>
         </w:tc>
@@ -2112,7 +2128,7 @@
           <w:i/>
           <w:sz w:val="18"/>
         </w:rPr>
-        <w:t>Default ranking, including acceptability. Without acceptability the recall gives 33 distinct lists: well-rated recipes are shared between patients.</w:t>
+        <w:t>Default ranking, including acceptability, which makes lists slightly more alike because well-rated recipes are shared. The most common priority profile covers 15% of patients with the recall, against 34% without it.</w:t>
       </w:r>
     </w:p>
     <w:p>
@@ -2321,7 +2337,7 @@
                 <w:i w:val="0"/>
                 <w:sz w:val="18"/>
               </w:rPr>
-              <w:t>3.63 (n=39)</w:t>
+              <w:t>3.66 (n=39)</w:t>
             </w:r>
           </w:p>
         </w:tc>
@@ -2364,7 +2380,7 @@
                 <w:i w:val="0"/>
                 <w:sz w:val="18"/>
               </w:rPr>
-              <w:t>4.19 (n=53)</w:t>
+              <w:t>4.17 (n=87)</w:t>
             </w:r>
           </w:p>
         </w:tc>
@@ -2383,7 +2399,7 @@
                 <w:i w:val="0"/>
                 <w:sz w:val="18"/>
               </w:rPr>
-              <w:t>4.31 (n=190)</w:t>
+              <w:t>4.26 (n=122)</w:t>
             </w:r>
           </w:p>
         </w:tc>
@@ -2402,7 +2418,7 @@
                 <w:i w:val="0"/>
                 <w:sz w:val="18"/>
               </w:rPr>
-              <w:t>4.66 (n=57)</w:t>
+              <w:t>4.62 (n=91)</w:t>
             </w:r>
           </w:p>
         </w:tc>
@@ -2445,7 +2461,7 @@
                 <w:i w:val="0"/>
                 <w:sz w:val="18"/>
               </w:rPr>
-              <w:t>35.45 (n=255)</w:t>
+              <w:t>35.36 (n=255)</w:t>
             </w:r>
           </w:p>
         </w:tc>
@@ -2464,7 +2480,7 @@
                 <w:i w:val="0"/>
                 <w:sz w:val="18"/>
               </w:rPr>
-              <w:t>34.86 (n=37)</w:t>
+              <w:t>34.80 (n=37)</w:t>
             </w:r>
           </w:p>
         </w:tc>
@@ -2483,7 +2499,7 @@
                 <w:i w:val="0"/>
                 <w:sz w:val="18"/>
               </w:rPr>
-              <w:t>38.22 (n=8)</w:t>
+              <w:t>38.50 (n=8)</w:t>
             </w:r>
           </w:p>
         </w:tc>
@@ -4604,7 +4620,7 @@
                 <w:i w:val="0"/>
                 <w:sz w:val="18"/>
               </w:rPr>
-              <w:t>0.833</w:t>
+              <w:t>0.832</w:t>
             </w:r>
           </w:p>
         </w:tc>
@@ -4623,7 +4639,7 @@
                 <w:i w:val="0"/>
                 <w:sz w:val="18"/>
               </w:rPr>
-              <w:t>0.831</w:t>
+              <w:t>0.830</w:t>
             </w:r>
           </w:p>
         </w:tc>
@@ -4661,7 +4677,7 @@
                 <w:i w:val="0"/>
                 <w:sz w:val="18"/>
               </w:rPr>
-              <w:t>88.6</w:t>
+              <w:t>88.5</w:t>
             </w:r>
           </w:p>
         </w:tc>
@@ -4723,26 +4739,7 @@
                 <w:i w:val="0"/>
                 <w:sz w:val="18"/>
               </w:rPr>
-              <w:t>0.995</w:t>
-            </w:r>
-          </w:p>
-        </w:tc>
-        <w:tc>
-          <w:tcPr>
-            <w:tcW w:type="dxa" w:w="964"/>
-          </w:tcPr>
-          <w:p>
-            <w:pPr>
-              <w:spacing w:line="240" w:lineRule="auto" w:after="40" w:before="40"/>
-              <w:jc w:val="right"/>
-            </w:pPr>
-            <w:r>
-              <w:rPr>
-                <w:b w:val="0"/>
-                <w:i w:val="0"/>
-                <w:sz w:val="18"/>
-              </w:rPr>
-              <w:t>0.806</w:t>
+              <w:t>0.993</w:t>
             </w:r>
           </w:p>
         </w:tc>
@@ -4767,6 +4764,25 @@
         </w:tc>
         <w:tc>
           <w:tcPr>
+            <w:tcW w:type="dxa" w:w="964"/>
+          </w:tcPr>
+          <w:p>
+            <w:pPr>
+              <w:spacing w:line="240" w:lineRule="auto" w:after="40" w:before="40"/>
+              <w:jc w:val="right"/>
+            </w:pPr>
+            <w:r>
+              <w:rPr>
+                <w:b w:val="0"/>
+                <w:i w:val="0"/>
+                <w:sz w:val="18"/>
+              </w:rPr>
+              <w:t>0.795</w:t>
+            </w:r>
+          </w:p>
+        </w:tc>
+        <w:tc>
+          <w:tcPr>
             <w:tcW w:type="dxa" w:w="1020"/>
           </w:tcPr>
           <w:p>
@@ -4780,7 +4796,7 @@
                 <w:i w:val="0"/>
                 <w:sz w:val="18"/>
               </w:rPr>
-              <w:t>0.946</w:t>
+              <w:t>0.945</w:t>
             </w:r>
           </w:p>
         </w:tc>
@@ -4799,7 +4815,7 @@
                 <w:i w:val="0"/>
                 <w:sz w:val="18"/>
               </w:rPr>
-              <w:t>83.9</w:t>
+              <w:t>83.8</w:t>
             </w:r>
           </w:p>
         </w:tc>
@@ -4861,7 +4877,7 @@
                 <w:i w:val="0"/>
                 <w:sz w:val="18"/>
               </w:rPr>
-              <w:t>0.990</w:t>
+              <w:t>0.989</w:t>
             </w:r>
           </w:p>
         </w:tc>
@@ -4880,7 +4896,7 @@
                 <w:i w:val="0"/>
                 <w:sz w:val="18"/>
               </w:rPr>
-              <w:t>0.816</w:t>
+              <w:t>0.819</w:t>
             </w:r>
           </w:p>
         </w:tc>
@@ -4899,7 +4915,7 @@
                 <w:i w:val="0"/>
                 <w:sz w:val="18"/>
               </w:rPr>
-              <w:t>0.807</w:t>
+              <w:t>0.808</w:t>
             </w:r>
           </w:p>
         </w:tc>
@@ -4918,7 +4934,7 @@
                 <w:i w:val="0"/>
                 <w:sz w:val="18"/>
               </w:rPr>
-              <w:t>0.957</w:t>
+              <w:t>0.956</w:t>
             </w:r>
           </w:p>
         </w:tc>
@@ -4937,7 +4953,7 @@
                 <w:i w:val="0"/>
                 <w:sz w:val="18"/>
               </w:rPr>
-              <w:t>88.6</w:t>
+              <w:t>88.7</w:t>
             </w:r>
           </w:p>
         </w:tc>
@@ -4980,7 +4996,7 @@
                 <w:i w:val="0"/>
                 <w:sz w:val="18"/>
               </w:rPr>
-              <w:t>0.742</w:t>
+              <w:t>0.736</w:t>
             </w:r>
           </w:p>
         </w:tc>
@@ -5018,7 +5034,7 @@
                 <w:i w:val="0"/>
                 <w:sz w:val="18"/>
               </w:rPr>
-              <w:t>0.968</w:t>
+              <w:t>0.971</w:t>
             </w:r>
           </w:p>
         </w:tc>
@@ -5037,7 +5053,7 @@
                 <w:i w:val="0"/>
                 <w:sz w:val="18"/>
               </w:rPr>
-              <w:t>0.730</w:t>
+              <w:t>0.727</w:t>
             </w:r>
           </w:p>
         </w:tc>
@@ -5075,7 +5091,7 @@
                 <w:i w:val="0"/>
                 <w:sz w:val="18"/>
               </w:rPr>
-              <w:t>91.1</w:t>
+              <w:t>91.0</w:t>
             </w:r>
           </w:p>
         </w:tc>
@@ -5506,7 +5522,7 @@
           <w:i/>
           <w:sz w:val="18"/>
         </w:rPr>
-        <w:t>MC: multi-criteria; the default includes acceptability (weights 0.6, 0.2, 0.2, 0.1). Shares of each top 10 meeting each criterion. Feasible: at most 60 minutes, 15 ingredients and 12 steps. Diversity: mean pairwise 1 − Jaccard of ingredient sets. Cuisine preferences are simulated because NHANES does not record them. Only the health-gated variants always meet every health reference. Weight sensitivity: median top-10 overlap with the default 0.79 over 36 weight combinations.</w:t>
+        <w:t>MC: multi-criteria; the default includes acceptability (weights 0.6, 0.2, 0.2, 0.1). Shares of each top 10 meeting each criterion. Feasible: at most 60 minutes, 15 ingredients and 12 steps. Diversity: mean pairwise 1 − Jaccard of ingredient sets. Cuisine preferences are simulated because NHANES does not record them. Only the health-gated variants always meet every health reference. Weight sensitivity: median top-10 overlap with the default 0.78 over 36 weight combinations.</w:t>
       </w:r>
     </w:p>
     <w:p>
@@ -5877,7 +5893,7 @@
           <w:i/>
           <w:sz w:val="18"/>
         </w:rPr>
-        <w:t>Asian, European and Mexican plans always complete at step 1; American plans complete at step 2 without borrowing; Canadian plans need step 3 and borrow 0.95 meals on average. Plans used 5.8 protein families and repeated 1.0 recipes on average; 81% of plan meals are within the practical limits.</w:t>
+        <w:t>Asian, European and Mexican plans always complete at step 1; American plans complete at step 2 without borrowing; Canadian plans need step 3 and borrow 0.95 meals on average. Plans used 5.9 protein families and repeated 1.0 recipes on average; 81% of plan meals are within the practical limits.</w:t>
       </w:r>
     </w:p>
     <w:p>
@@ -6492,33 +6508,7 @@
           <w:b w:val="0"/>
           <w:i w:val="0"/>
         </w:rPr>
-        <w:t xml:space="preserve"> USDA provides FPED only up to 2017–March 2020, so added sugars and HEI-2020 are missing for the 2021–2023 cycle; sugar priorities for those patients are not adjusted.</w:t>
-      </w:r>
-    </w:p>
-    <w:p>
-      <w:pPr>
-        <w:ind w:left="510" w:hanging="283"/>
-      </w:pPr>
-      <w:r>
-        <w:rPr>
-          <w:b w:val="0"/>
-          <w:i w:val="0"/>
-        </w:rPr>
-        <w:t xml:space="preserve">• </w:t>
-      </w:r>
-      <w:r>
-        <w:rPr>
-          <w:b/>
-          <w:i w:val="0"/>
-        </w:rPr>
-        <w:t>DR1IFF</w:t>
-      </w:r>
-      <w:r>
-        <w:rPr>
-          <w:b w:val="0"/>
-          <w:i w:val="0"/>
-        </w:rPr>
-        <w:t xml:space="preserve"> (individual foods) turned out not to be needed: FPED provides participant-level totals.</w:t>
+        <w:t xml:space="preserve"> USDA provides FPED only up to 2017–March 2020. For 2021–2023 it was derived from the individual-foods file (DR1IFF_L) and the 2017–2020 food-level database, validated against USDA's totals (Section 3), so added sugars and HEI-2020 are now available for both cycles.</w:t>
       </w:r>
     </w:p>
     <w:p>
@@ -6586,6 +6576,18 @@
           <w:b w:val="0"/>
           <w:i w:val="0"/>
         </w:rPr>
+        <w:t>• Derived FPED for 2021–2023 assumes each food code's 2017–2020 food-group values still apply; foods reformulated since then (for example, with less added sugar) would be slightly misestimated.</w:t>
+      </w:r>
+    </w:p>
+    <w:p>
+      <w:pPr>
+        <w:ind w:left="510" w:hanging="283"/>
+      </w:pPr>
+      <w:r>
+        <w:rPr>
+          <w:b w:val="0"/>
+          <w:i w:val="0"/>
+        </w:rPr>
         <w:t>• The protein family is a keyword heuristic on the first protein ingredient and is sometimes wrong (for example, a chicken and feta pasta is labelled cheese).</w:t>
       </w:r>
     </w:p>
@@ -6641,7 +6643,7 @@
           <w:b w:val="0"/>
           <w:i w:val="0"/>
         </w:rPr>
-        <w:t xml:space="preserve"> The ranking now lets priority levels count inside the health gate, accepting 0.802 instead of 0.899 for the top 10 meeting all three criteria, because the 0.899 came from an engine that gave almost every patient the same list. A digital twin that ignores the patient is not personalised.</w:t>
+        <w:t xml:space="preserve"> The ranking now lets priority levels count inside the health gate, accepting 0.795 instead of 0.899 for the top 10 meeting all three criteria, because the 0.899 came from an engine that gave almost every patient the same list. A digital twin that ignores the patient is not personalised.</w:t>
       </w:r>
     </w:p>
     <w:p>
@@ -6667,7 +6669,7 @@
           <w:b w:val="0"/>
           <w:i w:val="0"/>
         </w:rPr>
-        <w:t xml:space="preserve"> (weight 0.1): all three criteria 0.802 → 0.831, and recipes many people have rated well are preferred.</w:t>
+        <w:t xml:space="preserve"> (weight 0.1): all three criteria 0.795 → 0.830, and recipes many people have rated well are preferred.</w:t>
       </w:r>
     </w:p>
     <w:p>

--- a/docs/thesis/HepatoTwin_Meeting9_Report.docx
+++ b/docs/thesis/HepatoTwin_Meeting9_Report.docx
@@ -6482,7 +6482,7 @@
           <w:b w:val="0"/>
           <w:i w:val="0"/>
         </w:rPr>
-        <w:t xml:space="preserve"> The API available to the project reports 20,000 recipes in total, and filtering by cuisine returns 19 Indian recipes — the same 20,000 already in the pipeline. Of the 9,844 candidate meals, only 565 meet every reference value and 324 of those have no specific cuisine label. Since the patient data are from the US population, US cuisines are the focus and the regional Indian expansion is now future work (§17.14).</w:t>
+        <w:t xml:space="preserve"> The API available to the project reports 20,000 recipes in total, and filtering by cuisine returns 19 Indian recipes — the same 20,000 already in the pipeline. Of the 9,844 scored main meals, only 565 meet every reference value and 324 of those have no specific cuisine label. Since the patient data are from the US population, US cuisines are the focus and the regional Indian expansion is now future work (§17.14).</w:t>
       </w:r>
     </w:p>
     <w:p>

--- a/docs/thesis/HepatoTwin_Meeting9_Report.docx
+++ b/docs/thesis/HepatoTwin_Meeting9_Report.docx
@@ -38,7 +38,7 @@
           <w:i/>
           <w:sz w:val="22"/>
         </w:rPr>
-        <w:t>Covers the meeting 9 tasks of the weekly action plan (Task 1: twin state and evidence; Task 2: optimiser and recipes). Proposal section numbers are given in brackets.</w:t>
+        <w:t>Covers the meeting 9 tasks of the weekly action plan (Task 1: twin state and evidence; Task 2: optimiser and recipes). Proposal section numbers are given in brackets. Updated on 22 October: all evaluations use held-out patients aged 12–59, the final scope of the Layer 2 model.</w:t>
       </w:r>
     </w:p>
     <w:p>
@@ -72,7 +72,7 @@
           <w:b w:val="0"/>
           <w:i w:val="0"/>
         </w:rPr>
-        <w:t xml:space="preserve"> Each patient's 24-hour dietary recall raises or lowers their nutritional priorities. Across 300 held-out test patients the number of distinct priority profiles rose from 11 to 35, and distinct top-10 recipe lists from 16 to 29.</w:t>
+        <w:t xml:space="preserve"> Each patient's 24-hour dietary recall raises or lowers their nutritional priorities. Across 300 held-out test patients aged 12–59 the number of distinct priority profiles rose from 9 to 29, and distinct top-10 recipe lists from 15 to 27.</w:t>
       </w:r>
     </w:p>
     <w:p>
@@ -98,7 +98,7 @@
           <w:b w:val="0"/>
           <w:i w:val="0"/>
         </w:rPr>
-        <w:t xml:space="preserve"> Once a recipe met every health reference, the patient's priority levels no longer affected its rank. With the fix, priorities count inside the health gate; the headline fell from 0.899 to 0.795, and adding acceptability (weight 0.1, now default) brings it to 0.830.</w:t>
+        <w:t xml:space="preserve"> Once a recipe met every health reference, the patient's priority levels no longer affected its rank. With the fix, priorities count inside the health gate; the headline fell from 0.899 to 0.796, and adding acceptability (weight 0.1, now default) brings it to 0.831.</w:t>
       </w:r>
     </w:p>
     <w:p>
@@ -150,7 +150,7 @@
           <w:b w:val="0"/>
           <w:i w:val="0"/>
         </w:rPr>
-        <w:t xml:space="preserve"> 58% use only the patient's own cuisine, 81% once a favourite may repeat, and the rest borrow about one meal from the most similar cuisine.</w:t>
+        <w:t xml:space="preserve"> 58% use only the patient's own cuisine, 80% once a favourite may repeat, and the rest borrow about one meal from the most similar cuisine.</w:t>
       </w:r>
     </w:p>
     <w:p>
@@ -1690,7 +1690,7 @@
           <w:b w:val="0"/>
           <w:i w:val="0"/>
         </w:rPr>
-        <w:t xml:space="preserve"> Each priority moves one level up when the patient's own intake misses the same reference value used to score recipes, and one level down when it already meets it; without a reliable recall it is unchanged. A single recall is noisy, so it never moves a priority by more than one level and never acts as a diagnosis. The reason is shown with every priority, for example for the worked patient (SEQN 110006): “Excess weight, where surplus energy from sugar matters most; raised: added sugars 23.5% of energy in the 24-hour recall misses the reference ≤ 10”.</w:t>
+        <w:t xml:space="preserve"> Each priority moves one level up when the patient's own intake misses the same reference value used to score recipes, and one level down when it already meets it; without a reliable recall it is unchanged. A single recall is noisy, so it never moves a priority by more than one level and never acts as a diagnosis. The reason is shown with every priority, for example for the worked patient (SEQN 109349): “Excess weight, where surplus energy from sugar matters most; raised: added sugars 14.9% of energy in the 24-hour recall misses the reference ≤ 10”.</w:t>
       </w:r>
     </w:p>
     <w:p>
@@ -1706,7 +1706,7 @@
           <w:b w:val="0"/>
           <w:i w:val="0"/>
         </w:rPr>
-        <w:t xml:space="preserve"> The default ranking puts recipes that meet every reference first. Inside that group every health score was capped at 100, so priority levels changed nothing: without any recall, 300 patients received only 8 distinct top-10 lists. Inside the gate, half of the health score now measures how far a recipe goes beyond the saturated-fat, sugar and fibre references, weighted by the patient's priority levels (energy is excluded: a much smaller meal is not better for that reason). Figure 1 shows the trade-off; a share of 0.5 was chosen because it quadruples the variety of recommendations while keeping the gated ranking above weighted scoring.</w:t>
+        <w:t xml:space="preserve"> The default ranking puts recipes that meet every reference first. Inside that group every health score was capped at 100, so priority levels changed nothing: in the 17 October tuning run (all ages, no recall), 300 patients received only 8 distinct top-10 lists. Inside the gate, half of the health score now measures how far a recipe goes beyond the saturated-fat, sugar and fibre references, weighted by the patient's priority levels (energy is excluded: a much smaller meal is not better for that reason). Figure 1 shows the trade-off; a share of 0.5 was chosen because it quadruples the variety of recommendations while keeping the gated ranking above weighted scoring.</w:t>
       </w:r>
     </w:p>
     <w:p>
@@ -1759,7 +1759,7 @@
         <w:t xml:space="preserve">Figure 1. </w:t>
       </w:r>
       <w:r>
-        <w:t>Effect of the margin share on practicality and on how much recommendations differ between patients (300 held-out patients, 24-hour recall used, before acceptability was added to the default).</w:t>
+        <w:t>Effect of the margin share on practicality and on how much recommendations differ between patients (17 October tuning run: 300 held-out patients of all ages, 24-hour recall used, before acceptability was added to the default).</w:t>
       </w:r>
     </w:p>
     <w:p>
@@ -1906,7 +1906,7 @@
                 <w:i w:val="0"/>
                 <w:sz w:val="18"/>
               </w:rPr>
-              <w:t>11</w:t>
+              <w:t>9</w:t>
             </w:r>
           </w:p>
         </w:tc>
@@ -1925,7 +1925,7 @@
                 <w:i w:val="0"/>
                 <w:sz w:val="18"/>
               </w:rPr>
-              <w:t>35</w:t>
+              <w:t>29</w:t>
             </w:r>
           </w:p>
         </w:tc>
@@ -1968,7 +1968,7 @@
                 <w:i w:val="0"/>
                 <w:sz w:val="18"/>
               </w:rPr>
-              <w:t>16</w:t>
+              <w:t>15</w:t>
             </w:r>
           </w:p>
         </w:tc>
@@ -1987,7 +1987,7 @@
                 <w:i w:val="0"/>
                 <w:sz w:val="18"/>
               </w:rPr>
-              <w:t>29</w:t>
+              <w:t>27</w:t>
             </w:r>
           </w:p>
         </w:tc>
@@ -2049,7 +2049,7 @@
                 <w:i w:val="0"/>
                 <w:sz w:val="18"/>
               </w:rPr>
-              <w:t>0.92</w:t>
+              <w:t>0.93</w:t>
             </w:r>
           </w:p>
         </w:tc>
@@ -2092,7 +2092,7 @@
                 <w:i w:val="0"/>
                 <w:sz w:val="18"/>
               </w:rPr>
-              <w:t>0.837</w:t>
+              <w:t>0.835</w:t>
             </w:r>
           </w:p>
         </w:tc>
@@ -2111,7 +2111,7 @@
                 <w:i w:val="0"/>
                 <w:sz w:val="18"/>
               </w:rPr>
-              <w:t>0.830</w:t>
+              <w:t>0.831</w:t>
             </w:r>
           </w:p>
         </w:tc>
@@ -2128,7 +2128,7 @@
           <w:i/>
           <w:sz w:val="18"/>
         </w:rPr>
-        <w:t>Default ranking, including acceptability, which makes lists slightly more alike because well-rated recipes are shared. The most common priority profile covers 15% of patients with the recall, against 34% without it.</w:t>
+        <w:t>Default ranking, including acceptability, which makes lists slightly more alike because well-rated recipes are shared. The most common priority profile covers 16% of patients with the recall, against 43% without it.</w:t>
       </w:r>
     </w:p>
     <w:p>
@@ -2299,7 +2299,7 @@
                 <w:i w:val="0"/>
                 <w:sz w:val="18"/>
               </w:rPr>
-              <w:t>3.20 (n=175)</w:t>
+              <w:t>3.25 (n=175)</w:t>
             </w:r>
           </w:p>
         </w:tc>
@@ -2318,7 +2318,7 @@
                 <w:i w:val="0"/>
                 <w:sz w:val="18"/>
               </w:rPr>
-              <w:t>3.66 (n=86)</w:t>
+              <w:t>3.58 (n=93)</w:t>
             </w:r>
           </w:p>
         </w:tc>
@@ -2337,7 +2337,7 @@
                 <w:i w:val="0"/>
                 <w:sz w:val="18"/>
               </w:rPr>
-              <w:t>3.66 (n=39)</w:t>
+              <w:t>3.55 (n=32)</w:t>
             </w:r>
           </w:p>
         </w:tc>
@@ -2380,7 +2380,7 @@
                 <w:i w:val="0"/>
                 <w:sz w:val="18"/>
               </w:rPr>
-              <w:t>4.17 (n=87)</w:t>
+              <w:t>4.22 (n=91)</w:t>
             </w:r>
           </w:p>
         </w:tc>
@@ -2399,7 +2399,7 @@
                 <w:i w:val="0"/>
                 <w:sz w:val="18"/>
               </w:rPr>
-              <w:t>4.26 (n=122)</w:t>
+              <w:t>4.27 (n=121)</w:t>
             </w:r>
           </w:p>
         </w:tc>
@@ -2418,7 +2418,7 @@
                 <w:i w:val="0"/>
                 <w:sz w:val="18"/>
               </w:rPr>
-              <w:t>4.62 (n=91)</w:t>
+              <w:t>4.58 (n=88)</w:t>
             </w:r>
           </w:p>
         </w:tc>
@@ -2461,7 +2461,7 @@
                 <w:i w:val="0"/>
                 <w:sz w:val="18"/>
               </w:rPr>
-              <w:t>35.36 (n=255)</w:t>
+              <w:t>35.28 (n=252)</w:t>
             </w:r>
           </w:p>
         </w:tc>
@@ -2480,7 +2480,7 @@
                 <w:i w:val="0"/>
                 <w:sz w:val="18"/>
               </w:rPr>
-              <w:t>34.80 (n=37)</w:t>
+              <w:t>35.44 (n=43)</w:t>
             </w:r>
           </w:p>
         </w:tc>
@@ -2499,7 +2499,7 @@
                 <w:i w:val="0"/>
                 <w:sz w:val="18"/>
               </w:rPr>
-              <w:t>38.50 (n=8)</w:t>
+              <w:t>37.22 (n=5)</w:t>
             </w:r>
           </w:p>
         </w:tc>
@@ -2651,7 +2651,7 @@
         <w:t xml:space="preserve">Table 5. </w:t>
       </w:r>
       <w:r>
-        <w:t>Worked example, SEQN 110006 (predicted CAP 249.3 dB/m, grade S1; P(CAP ≥ 248) 50%; European cuisine).</w:t>
+        <w:t>Worked example, SEQN 109349 (predicted CAP 313.7 dB/m, grade S3; P(CAP ≥ 248) 96%; European cuisine).</w:t>
       </w:r>
     </w:p>
     <w:tbl>
@@ -2875,7 +2875,7 @@
                 <w:i w:val="0"/>
                 <w:sz w:val="18"/>
               </w:rPr>
-              <w:t>398.3</w:t>
+              <w:t>631.7</w:t>
             </w:r>
           </w:p>
         </w:tc>
@@ -2994,7 +2994,7 @@
                 <w:i w:val="0"/>
                 <w:sz w:val="18"/>
               </w:rPr>
-              <w:t>7.3</w:t>
+              <w:t>4.1</w:t>
             </w:r>
           </w:p>
         </w:tc>
@@ -3113,7 +3113,7 @@
                 <w:i w:val="0"/>
                 <w:sz w:val="18"/>
               </w:rPr>
-              <w:t>8.4</w:t>
+              <w:t>11.7</w:t>
             </w:r>
           </w:p>
         </w:tc>
@@ -3232,7 +3232,7 @@
                 <w:i w:val="0"/>
                 <w:sz w:val="18"/>
               </w:rPr>
-              <w:t>27.4</w:t>
+              <w:t>20.8</w:t>
             </w:r>
           </w:p>
         </w:tc>
@@ -3351,7 +3351,7 @@
                 <w:i w:val="0"/>
                 <w:sz w:val="18"/>
               </w:rPr>
-              <w:t>398.3</w:t>
+              <w:t>631.7</w:t>
             </w:r>
           </w:p>
         </w:tc>
@@ -3370,7 +3370,7 @@
                 <w:i w:val="0"/>
                 <w:sz w:val="18"/>
               </w:rPr>
-              <w:t>393.2</w:t>
+              <w:t>551.7</w:t>
             </w:r>
           </w:p>
         </w:tc>
@@ -3389,7 +3389,7 @@
                 <w:i w:val="0"/>
                 <w:sz w:val="18"/>
               </w:rPr>
-              <w:t>no meaningful change</w:t>
+              <w:t>improves</w:t>
             </w:r>
           </w:p>
         </w:tc>
@@ -3408,7 +3408,7 @@
                 <w:i w:val="0"/>
                 <w:sz w:val="18"/>
               </w:rPr>
-              <w:t>–</w:t>
+              <w:t>MODERATE</w:t>
             </w:r>
           </w:p>
         </w:tc>
@@ -3470,7 +3470,7 @@
                 <w:i w:val="0"/>
                 <w:sz w:val="18"/>
               </w:rPr>
-              <w:t>7.3</w:t>
+              <w:t>4.1</w:t>
             </w:r>
           </w:p>
         </w:tc>
@@ -3489,7 +3489,7 @@
                 <w:i w:val="0"/>
                 <w:sz w:val="18"/>
               </w:rPr>
-              <w:t>17.5</w:t>
+              <w:t>15.9</w:t>
             </w:r>
           </w:p>
         </w:tc>
@@ -3589,7 +3589,7 @@
                 <w:i w:val="0"/>
                 <w:sz w:val="18"/>
               </w:rPr>
-              <w:t>8.4</w:t>
+              <w:t>11.7</w:t>
             </w:r>
           </w:p>
         </w:tc>
@@ -3608,7 +3608,7 @@
                 <w:i w:val="0"/>
                 <w:sz w:val="18"/>
               </w:rPr>
-              <w:t>7.6</w:t>
+              <w:t>4.9</w:t>
             </w:r>
           </w:p>
         </w:tc>
@@ -3627,7 +3627,7 @@
                 <w:i w:val="0"/>
                 <w:sz w:val="18"/>
               </w:rPr>
-              <w:t>no meaningful change</w:t>
+              <w:t>improves</w:t>
             </w:r>
           </w:p>
         </w:tc>
@@ -3646,7 +3646,7 @@
                 <w:i w:val="0"/>
                 <w:sz w:val="18"/>
               </w:rPr>
-              <w:t>–</w:t>
+              <w:t>MODERATE</w:t>
             </w:r>
           </w:p>
         </w:tc>
@@ -3708,7 +3708,7 @@
                 <w:i w:val="0"/>
                 <w:sz w:val="18"/>
               </w:rPr>
-              <w:t>27.4</w:t>
+              <w:t>20.8</w:t>
             </w:r>
           </w:p>
         </w:tc>
@@ -3727,7 +3727,7 @@
                 <w:i w:val="0"/>
                 <w:sz w:val="18"/>
               </w:rPr>
-              <w:t>7.2</w:t>
+              <w:t>6.5</w:t>
             </w:r>
           </w:p>
         </w:tc>
@@ -3765,7 +3765,7 @@
                 <w:i w:val="0"/>
                 <w:sz w:val="18"/>
               </w:rPr>
-              <w:t>WEAK / INCONCLUSIVE</w:t>
+              <w:t>MODERATE</w:t>
             </w:r>
           </w:p>
         </w:tc>
@@ -3782,7 +3782,7 @@
           <w:i/>
           <w:sz w:val="18"/>
         </w:rPr>
-        <w:t>Scenario A (Broccoli and Garlic Pasta; Southern Lima Butter Beans With Ham Bits; 5 Ingredient Soup): improvement, MODERATE, large shift from the usual diet. Scenario B (Socca (Provencal Savory Chickpea Pancake) - Gluten-Free; Lemon-Shrimp Pasta; Sugar - Browned Potatoes): improvement, MODERATE, moderate shift. In B the sugar reduction is WEAK because energy does not fall.</w:t>
+        <w:t>Scenario A (Broccoli and Garlic Pasta; 5 Ingredient Soup; Southern Lima Butter Beans With Ham Bits): improvement, MODERATE, large shift from the usual diet. Scenario B (Mediterranean Quinoa Salad; Pasta Puttanesca; Skillet Penne and Sausage Supper): improvement, MODERATE, moderate shift. Energy falls in both, so the sugar reduction is graded MODERATE; it would be WEAK if energy did not fall.</w:t>
       </w:r>
     </w:p>
     <w:p>
@@ -4353,7 +4353,7 @@
         <w:t xml:space="preserve">Table 7. </w:t>
       </w:r>
       <w:r>
-        <w:t>Ranking variants on 300 held-out patients (24-hour recall used).</w:t>
+        <w:t>Ranking variants on 300 held-out patients aged 12–59 (24-hour recall used).</w:t>
       </w:r>
     </w:p>
     <w:tbl>
@@ -4639,7 +4639,7 @@
                 <w:i w:val="0"/>
                 <w:sz w:val="18"/>
               </w:rPr>
-              <w:t>0.830</w:t>
+              <w:t>0.831</w:t>
             </w:r>
           </w:p>
         </w:tc>
@@ -4677,7 +4677,7 @@
                 <w:i w:val="0"/>
                 <w:sz w:val="18"/>
               </w:rPr>
-              <w:t>88.5</w:t>
+              <w:t>88.6</w:t>
             </w:r>
           </w:p>
         </w:tc>
@@ -4739,7 +4739,7 @@
                 <w:i w:val="0"/>
                 <w:sz w:val="18"/>
               </w:rPr>
-              <w:t>0.993</w:t>
+              <w:t>0.994</w:t>
             </w:r>
           </w:p>
         </w:tc>
@@ -4758,7 +4758,7 @@
                 <w:i w:val="0"/>
                 <w:sz w:val="18"/>
               </w:rPr>
-              <w:t>0.802</w:t>
+              <w:t>0.803</w:t>
             </w:r>
           </w:p>
         </w:tc>
@@ -4777,7 +4777,7 @@
                 <w:i w:val="0"/>
                 <w:sz w:val="18"/>
               </w:rPr>
-              <w:t>0.795</w:t>
+              <w:t>0.796</w:t>
             </w:r>
           </w:p>
         </w:tc>
@@ -4815,7 +4815,7 @@
                 <w:i w:val="0"/>
                 <w:sz w:val="18"/>
               </w:rPr>
-              <w:t>83.8</w:t>
+              <w:t>83.7</w:t>
             </w:r>
           </w:p>
         </w:tc>
@@ -4877,7 +4877,7 @@
                 <w:i w:val="0"/>
                 <w:sz w:val="18"/>
               </w:rPr>
-              <w:t>0.989</w:t>
+              <w:t>0.988</w:t>
             </w:r>
           </w:p>
         </w:tc>
@@ -4896,7 +4896,7 @@
                 <w:i w:val="0"/>
                 <w:sz w:val="18"/>
               </w:rPr>
-              <w:t>0.819</w:t>
+              <w:t>0.818</w:t>
             </w:r>
           </w:p>
         </w:tc>
@@ -4915,7 +4915,7 @@
                 <w:i w:val="0"/>
                 <w:sz w:val="18"/>
               </w:rPr>
-              <w:t>0.808</w:t>
+              <w:t>0.806</w:t>
             </w:r>
           </w:p>
         </w:tc>
@@ -4996,7 +4996,7 @@
                 <w:i w:val="0"/>
                 <w:sz w:val="18"/>
               </w:rPr>
-              <w:t>0.736</w:t>
+              <w:t>0.737</w:t>
             </w:r>
           </w:p>
         </w:tc>
@@ -5034,7 +5034,7 @@
                 <w:i w:val="0"/>
                 <w:sz w:val="18"/>
               </w:rPr>
-              <w:t>0.971</w:t>
+              <w:t>0.970</w:t>
             </w:r>
           </w:p>
         </w:tc>
@@ -5552,7 +5552,7 @@
         <w:t xml:space="preserve">Table 8. </w:t>
       </w:r>
       <w:r>
-        <w:t>Seven-day plans for the 300 patients.</w:t>
+        <w:t>Seven-day plans for the 300 patients aged 12–59.</w:t>
       </w:r>
     </w:p>
     <w:tbl>
@@ -5833,7 +5833,7 @@
                 <w:i w:val="0"/>
                 <w:sz w:val="18"/>
               </w:rPr>
-              <w:t>0.810</w:t>
+              <w:t>0.803</w:t>
             </w:r>
           </w:p>
         </w:tc>
@@ -5893,7 +5893,7 @@
           <w:i/>
           <w:sz w:val="18"/>
         </w:rPr>
-        <w:t>Asian, European and Mexican plans always complete at step 1; American plans complete at step 2 without borrowing; Canadian plans need step 3 and borrow 0.95 meals on average. Plans used 5.9 protein families and repeated 1.0 recipes on average; 81% of plan meals are within the practical limits.</w:t>
+        <w:t>Asian, European and Mexican plans always complete at step 1; American plans complete at step 2 without borrowing; Canadian plans need step 3 and borrow 0.98 meals on average. Plans used 5.9 protein families and repeated 1.0 recipes on average; 81% of plan meals are within the practical limits.</w:t>
       </w:r>
     </w:p>
     <w:p>
@@ -5907,7 +5907,7 @@
         <w:t xml:space="preserve">Table 9. </w:t>
       </w:r>
       <w:r>
-        <w:t>Example seven-day plan for SEQN 110006, American cuisine (completed at step 2).</w:t>
+        <w:t>Example seven-day plan for SEQN 109349, American cuisine (completed at step 2).</w:t>
       </w:r>
     </w:p>
     <w:tbl>
@@ -6643,7 +6643,7 @@
           <w:b w:val="0"/>
           <w:i w:val="0"/>
         </w:rPr>
-        <w:t xml:space="preserve"> The ranking now lets priority levels count inside the health gate, accepting 0.795 instead of 0.899 for the top 10 meeting all three criteria, because the 0.899 came from an engine that gave almost every patient the same list. A digital twin that ignores the patient is not personalised.</w:t>
+        <w:t xml:space="preserve"> The ranking now lets priority levels count inside the health gate, accepting 0.796 instead of 0.899 for the top 10 meeting all three criteria, because the 0.899 came from an engine that gave almost every patient the same list. A digital twin that ignores the patient is not personalised.</w:t>
       </w:r>
     </w:p>
     <w:p>
@@ -6669,7 +6669,7 @@
           <w:b w:val="0"/>
           <w:i w:val="0"/>
         </w:rPr>
-        <w:t xml:space="preserve"> (weight 0.1): all three criteria 0.795 → 0.830, and recipes many people have rated well are preferred.</w:t>
+        <w:t xml:space="preserve"> (weight 0.1): all three criteria 0.796 → 0.831, and recipes many people have rated well are preferred.</w:t>
       </w:r>
     </w:p>
     <w:p>
@@ -6810,7 +6810,7 @@
           <w:i w:val="0"/>
           <w:sz w:val="20"/>
         </w:rPr>
-        <w:t xml:space="preserve"> python -m src.build_habitual_diet --download; python -m src.evaluate_ranking (and --no-diet for the comparison run); python src/demo.py --seqn 110006 --cuisine European --plan.</w:t>
+        <w:t xml:space="preserve"> python -m src.build_habitual_diet --download; python -m src.evaluate_ranking (and --no-diet for the comparison run); python src/demo.py --seqn 109349 --cuisine European --plan.</w:t>
       </w:r>
     </w:p>
     <w:sectPr>
